--- a/data/templates/scd508.docx
+++ b/data/templates/scd508.docx
@@ -3650,6 +3650,9 @@
                 <w:u w:val="single"/>
               </w:rPr>
               <w:tab/>
+            </w:r>
+            <w:r>
+              <w:t xml:space="preserve"> {{scd508__full_name}}</w:t>
             </w:r>
           </w:p>
         </w:tc>

--- a/data/templates/scd508.docx
+++ b/data/templates/scd508.docx
@@ -3433,6 +3433,9 @@
               </w:rPr>
               <w:tab/>
               <w:t>I do not want to register to vote.</w:t>
+            </w:r>
+            <w:r>
+              <w:t xml:space="preserve"> {{scd508__register}}</w:t>
             </w:r>
           </w:p>
           <w:p>

--- a/data/templates/scd508.docx
+++ b/data/templates/scd508.docx
@@ -3653,9 +3653,6 @@
                 <w:u w:val="single"/>
               </w:rPr>
               <w:tab/>
-            </w:r>
-            <w:r>
-              <w:t xml:space="preserve"> {{scd508__full_name}}</w:t>
             </w:r>
           </w:p>
         </w:tc>
